--- a/klagomål/A 37766-2026 FSC-klagomål.docx
+++ b/klagomål/A 37766-2026 FSC-klagomål.docx
@@ -221,7 +221,7 @@
     </w:p>
     <w:p>
       <w:r>
-        <w:t>I avverkningsanmälan finns fynd av 13 naturvårdsarter, varav 5 är rödlistade, 5 är fridlysta, 11 är typiska (T) och 5 är signalarter (S): knärot (VU, T, §8), motaggsvamp (NT, T), rynkskinn (NT, T), talltita (NT, §4), ullticka (NT, T), bronshjon (S, T), granbarkgnagare (S, T), mindre märgborre (S, T), vedticka (S, T), vågbandad barkbock (S), mattlummer (T, §9), spillkråka (T, §4) och tofsmes (T, §4). Se Figur 1.</w:t>
+        <w:t>I avverkningsanmälan finns fynd av 14 naturvårdsarter, varav 6 är rödlistade, 5 är fridlysta, 11 är typiska (T) och 5 är signalarter (S): knärot (VU, T, §8), motaggsvamp (NT, T), rynkskinn (NT, T), talltita (NT, §4), ullticka (NT, T), vaddporing (NT), bronshjon (S, T), granbarkgnagare (S, T), mindre märgborre (S, T), vedticka (S, T), vågbandad barkbock (S), mattlummer (T, §9), spillkråka (T, §4) och tofsmes (T, §4). Se Figur 1.</w:t>
       </w:r>
     </w:p>
     <w:p>
@@ -468,6 +468,17 @@
         <w:rPr>
           <w:b/>
         </w:rPr>
+        <w:t xml:space="preserve">Vaddporing (NT) </w:t>
+      </w:r>
+      <w:r>
+        <w:t>är en brunrötande vednedbrytare som hittas på undersidan av liggande murken tallved i olika former. Substratet utgörs framför allt av den typ av hård, kådimpregnerad och ofta kolad tallved som skapas i brandpräglad skog. Vedtypen nybildas i mycket liten omfattning och det är sannolikt att arten upplever en utdöendeskuld. För att garantera artens fortlevnad bör man både säkra att artens växtplatser hålls intakta samt att långsiktigt säkerställa att ny ved tillkommer, allra helst i omedelbar anslutning till artens växtplatser. Skoglig gallring och annat uttag av virke innebär ett hot mot arten (SLU Artdatabanken, 2024).</w:t>
+      </w:r>
+    </w:p>
+    <w:p>
+      <w:r>
+        <w:rPr>
+          <w:b/>
+        </w:rPr>
         <w:t>Bronshjon</w:t>
       </w:r>
       <w:r>
@@ -738,7 +749,7 @@
         <w:rPr>
           <w:i/>
         </w:rPr>
-        <w:t>I det avverkningsanmälda skogsområdet har 13 naturvårdsarter varav 5 rödlistade arter sina livsmiljöer och växtplatser.</w:t>
+        <w:t>I det avverkningsanmälda skogsområdet har 14 naturvårdsarter varav 6 rödlistade arter sina livsmiljöer och växtplatser.</w:t>
       </w:r>
     </w:p>
     <w:p>
@@ -1688,7 +1699,7 @@
     <w:r>
       <w:tab/>
       <w:tab/>
-      <w:t>2026-10-25</w:t>
+      <w:t>2026-10-26</w:t>
       <w:br/>
       <w:br/>
     </w:r>

--- a/klagomål/A 37766-2026 FSC-klagomål.docx
+++ b/klagomål/A 37766-2026 FSC-klagomål.docx
@@ -1699,7 +1699,7 @@
     <w:r>
       <w:tab/>
       <w:tab/>
-      <w:t>2026-10-26</w:t>
+      <w:t>2026-10-27</w:t>
       <w:br/>
       <w:br/>
     </w:r>

--- a/klagomål/A 37766-2026 FSC-klagomål.docx
+++ b/klagomål/A 37766-2026 FSC-klagomål.docx
@@ -1699,7 +1699,7 @@
     <w:r>
       <w:tab/>
       <w:tab/>
-      <w:t>2026-10-27</w:t>
+      <w:t>2026-10-28</w:t>
       <w:br/>
       <w:br/>
     </w:r>

--- a/klagomål/A 37766-2026 FSC-klagomål.docx
+++ b/klagomål/A 37766-2026 FSC-klagomål.docx
@@ -1699,7 +1699,7 @@
     <w:r>
       <w:tab/>
       <w:tab/>
-      <w:t>2026-10-28</w:t>
+      <w:t>2026-10-29</w:t>
       <w:br/>
       <w:br/>
     </w:r>

--- a/klagomål/A 37766-2026 FSC-klagomål.docx
+++ b/klagomål/A 37766-2026 FSC-klagomål.docx
@@ -1699,7 +1699,7 @@
     <w:r>
       <w:tab/>
       <w:tab/>
-      <w:t>2026-10-29</w:t>
+      <w:t>2026-10-31</w:t>
       <w:br/>
       <w:br/>
     </w:r>
